--- a/StreamingApp_Deployment_Walkthrough.docx
+++ b/StreamingApp_Deployment_Walkthrough.docx
@@ -233,6 +233,7 @@
         <w:rPr>
           <w:b/>
           <w:bCs/>
+          <w:noProof/>
           <w:color w:val="8A5A00"/>
           <w:sz w:val="21"/>
           <w:szCs w:val="21"/>
@@ -383,6 +384,12 @@
         <w:shd w:val="clear" w:color="auto" w:fill="F2F2F2"/>
         <w:spacing w:line="260" w:lineRule="auto"/>
         <w:ind w:left="215"/>
+        <w:rPr>
+          <w:rFonts w:ascii="Consolas" w:eastAsia="Consolas" w:hAnsi="Consolas" w:cs="Consolas"/>
+          <w:color w:val="1A1A1A"/>
+          <w:sz w:val="19"/>
+          <w:szCs w:val="19"/>
+        </w:rPr>
       </w:pPr>
       <w:proofErr w:type="spellStart"/>
       <w:r>
@@ -415,12 +422,45 @@
         <w:t>init</w:t>
       </w:r>
       <w:proofErr w:type="spellEnd"/>
+    </w:p>
+    <w:p>
+      <w:pPr>
+        <w:shd w:val="clear" w:color="auto" w:fill="F2F2F2"/>
+        <w:spacing w:line="260" w:lineRule="auto"/>
+        <w:ind w:left="215"/>
+      </w:pPr>
+      <w:proofErr w:type="spellStart"/>
+      <w:r>
+        <w:rPr>
+          <w:rFonts w:ascii="Consolas" w:eastAsia="Consolas" w:hAnsi="Consolas" w:cs="Consolas"/>
+          <w:color w:val="1A1A1A"/>
+          <w:sz w:val="19"/>
+          <w:szCs w:val="19"/>
+        </w:rPr>
+        <w:t>terragrunt</w:t>
+      </w:r>
+      <w:proofErr w:type="spellEnd"/>
+      <w:r>
+        <w:rPr>
+          <w:rFonts w:ascii="Consolas" w:eastAsia="Consolas" w:hAnsi="Consolas" w:cs="Consolas"/>
+          <w:color w:val="1A1A1A"/>
+          <w:sz w:val="19"/>
+          <w:szCs w:val="19"/>
+        </w:rPr>
+        <w:t xml:space="preserve"> plan</w:t>
+      </w:r>
     </w:p>
     <w:p>
       <w:pPr>
         <w:shd w:val="clear" w:color="auto" w:fill="F2F2F2"/>
         <w:spacing w:after="120" w:line="260" w:lineRule="auto"/>
         <w:ind w:left="215"/>
+        <w:rPr>
+          <w:rFonts w:ascii="Consolas" w:eastAsia="Consolas" w:hAnsi="Consolas" w:cs="Consolas"/>
+          <w:color w:val="1A1A1A"/>
+          <w:sz w:val="19"/>
+          <w:szCs w:val="19"/>
+        </w:rPr>
       </w:pPr>
       <w:proofErr w:type="spellStart"/>
       <w:r>
@@ -442,6 +482,220 @@
         </w:rPr>
         <w:t xml:space="preserve"> apply</w:t>
       </w:r>
+    </w:p>
+    <w:p>
+      <w:pPr>
+        <w:pBdr>
+          <w:left w:val="single" w:sz="18" w:space="8" w:color="E8A33D"/>
+        </w:pBdr>
+        <w:shd w:val="clear" w:color="auto" w:fill="FFF6DA"/>
+        <w:spacing w:before="100" w:after="200"/>
+        <w:ind w:left="144"/>
+        <w:rPr>
+          <w:b/>
+          <w:bCs/>
+          <w:color w:val="8A5A00"/>
+          <w:sz w:val="21"/>
+          <w:szCs w:val="21"/>
+        </w:rPr>
+      </w:pPr>
+      <w:r>
+        <w:rPr>
+          <w:b/>
+          <w:bCs/>
+          <w:color w:val="8A5A00"/>
+          <w:sz w:val="21"/>
+          <w:szCs w:val="21"/>
+        </w:rPr>
+        <w:drawing>
+          <wp:inline distT="0" distB="0" distL="0" distR="0" wp14:anchorId="67034BFD" wp14:editId="11D37D7F">
+            <wp:extent cx="6400800" cy="1852930"/>
+            <wp:effectExtent l="0" t="0" r="0" b="0"/>
+            <wp:docPr id="160075322" name="Picture 1"/>
+            <wp:cNvGraphicFramePr>
+              <a:graphicFrameLocks xmlns:a="http://schemas.openxmlformats.org/drawingml/2006/main" noChangeAspect="1"/>
+            </wp:cNvGraphicFramePr>
+            <a:graphic xmlns:a="http://schemas.openxmlformats.org/drawingml/2006/main">
+              <a:graphicData uri="http://schemas.openxmlformats.org/drawingml/2006/picture">
+                <pic:pic xmlns:pic="http://schemas.openxmlformats.org/drawingml/2006/picture">
+                  <pic:nvPicPr>
+                    <pic:cNvPr id="160075322" name=""/>
+                    <pic:cNvPicPr/>
+                  </pic:nvPicPr>
+                  <pic:blipFill>
+                    <a:blip r:embed="rId8"/>
+                    <a:stretch>
+                      <a:fillRect/>
+                    </a:stretch>
+                  </pic:blipFill>
+                  <pic:spPr>
+                    <a:xfrm>
+                      <a:off x="0" y="0"/>
+                      <a:ext cx="6400800" cy="1852930"/>
+                    </a:xfrm>
+                    <a:prstGeom prst="rect">
+                      <a:avLst/>
+                    </a:prstGeom>
+                  </pic:spPr>
+                </pic:pic>
+              </a:graphicData>
+            </a:graphic>
+          </wp:inline>
+        </w:drawing>
+      </w:r>
+    </w:p>
+    <w:p>
+      <w:pPr>
+        <w:pBdr>
+          <w:left w:val="single" w:sz="18" w:space="8" w:color="E8A33D"/>
+        </w:pBdr>
+        <w:shd w:val="clear" w:color="auto" w:fill="FFF6DA"/>
+        <w:spacing w:before="100" w:after="200"/>
+        <w:ind w:left="144"/>
+        <w:rPr>
+          <w:b/>
+          <w:bCs/>
+          <w:color w:val="8A5A00"/>
+          <w:sz w:val="21"/>
+          <w:szCs w:val="21"/>
+        </w:rPr>
+      </w:pPr>
+      <w:r>
+        <w:rPr>
+          <w:b/>
+          <w:bCs/>
+          <w:color w:val="8A5A00"/>
+          <w:sz w:val="21"/>
+          <w:szCs w:val="21"/>
+        </w:rPr>
+        <w:lastRenderedPageBreak/>
+        <w:drawing>
+          <wp:inline distT="0" distB="0" distL="0" distR="0" wp14:anchorId="66ADD316" wp14:editId="0AD2BAB6">
+            <wp:extent cx="6400800" cy="1817370"/>
+            <wp:effectExtent l="0" t="0" r="0" b="0"/>
+            <wp:docPr id="480471644" name="Picture 1"/>
+            <wp:cNvGraphicFramePr>
+              <a:graphicFrameLocks xmlns:a="http://schemas.openxmlformats.org/drawingml/2006/main" noChangeAspect="1"/>
+            </wp:cNvGraphicFramePr>
+            <a:graphic xmlns:a="http://schemas.openxmlformats.org/drawingml/2006/main">
+              <a:graphicData uri="http://schemas.openxmlformats.org/drawingml/2006/picture">
+                <pic:pic xmlns:pic="http://schemas.openxmlformats.org/drawingml/2006/picture">
+                  <pic:nvPicPr>
+                    <pic:cNvPr id="480471644" name=""/>
+                    <pic:cNvPicPr/>
+                  </pic:nvPicPr>
+                  <pic:blipFill>
+                    <a:blip r:embed="rId9"/>
+                    <a:stretch>
+                      <a:fillRect/>
+                    </a:stretch>
+                  </pic:blipFill>
+                  <pic:spPr>
+                    <a:xfrm>
+                      <a:off x="0" y="0"/>
+                      <a:ext cx="6400800" cy="1817370"/>
+                    </a:xfrm>
+                    <a:prstGeom prst="rect">
+                      <a:avLst/>
+                    </a:prstGeom>
+                  </pic:spPr>
+                </pic:pic>
+              </a:graphicData>
+            </a:graphic>
+          </wp:inline>
+        </w:drawing>
+      </w:r>
+    </w:p>
+    <w:p>
+      <w:pPr>
+        <w:pBdr>
+          <w:left w:val="single" w:sz="18" w:space="8" w:color="E8A33D"/>
+        </w:pBdr>
+        <w:shd w:val="clear" w:color="auto" w:fill="FFF6DA"/>
+        <w:spacing w:before="100" w:after="200"/>
+        <w:ind w:left="144"/>
+      </w:pPr>
+      <w:proofErr w:type="gramStart"/>
+      <w:r>
+        <w:rPr>
+          <w:b/>
+          <w:bCs/>
+          <w:color w:val="8A5A00"/>
+          <w:sz w:val="21"/>
+          <w:szCs w:val="21"/>
+        </w:rPr>
+        <w:t>📸  SCREENSHOT</w:t>
+      </w:r>
+      <w:proofErr w:type="gramEnd"/>
+      <w:r>
+        <w:rPr>
+          <w:b/>
+          <w:bCs/>
+          <w:color w:val="8A5A00"/>
+          <w:sz w:val="21"/>
+          <w:szCs w:val="21"/>
+        </w:rPr>
+        <w:t xml:space="preserve">: </w:t>
+      </w:r>
+      <w:proofErr w:type="spellStart"/>
+      <w:r>
+        <w:rPr>
+          <w:color w:val="3D2B00"/>
+          <w:sz w:val="21"/>
+          <w:szCs w:val="21"/>
+        </w:rPr>
+        <w:t>terragrunt</w:t>
+      </w:r>
+      <w:proofErr w:type="spellEnd"/>
+      <w:r>
+        <w:rPr>
+          <w:color w:val="3D2B00"/>
+          <w:sz w:val="21"/>
+          <w:szCs w:val="21"/>
+        </w:rPr>
+        <w:t xml:space="preserve"> plan</w:t>
+      </w:r>
+      <w:r>
+        <w:rPr>
+          <w:color w:val="3D2B00"/>
+          <w:sz w:val="21"/>
+          <w:szCs w:val="21"/>
+        </w:rPr>
+        <w:t xml:space="preserve"> → </w:t>
+      </w:r>
+      <w:proofErr w:type="spellStart"/>
+      <w:r>
+        <w:rPr>
+          <w:color w:val="3D2B00"/>
+          <w:sz w:val="21"/>
+          <w:szCs w:val="21"/>
+        </w:rPr>
+        <w:t>terragrunt</w:t>
+      </w:r>
+      <w:proofErr w:type="spellEnd"/>
+      <w:r>
+        <w:rPr>
+          <w:color w:val="3D2B00"/>
+          <w:sz w:val="21"/>
+          <w:szCs w:val="21"/>
+        </w:rPr>
+        <w:t xml:space="preserve"> apply</w:t>
+      </w:r>
+      <w:r>
+        <w:rPr>
+          <w:color w:val="3D2B00"/>
+          <w:sz w:val="21"/>
+          <w:szCs w:val="21"/>
+        </w:rPr>
+        <w:t>.</w:t>
+      </w:r>
+    </w:p>
+    <w:p>
+      <w:pPr>
+        <w:shd w:val="clear" w:color="auto" w:fill="F2F2F2"/>
+        <w:spacing w:after="120" w:line="260" w:lineRule="auto"/>
+        <w:ind w:left="215"/>
+      </w:pPr>
     </w:p>
     <w:p>
       <w:pPr>
@@ -505,6 +759,50 @@
         <w:spacing w:before="100" w:after="200"/>
         <w:ind w:left="144"/>
       </w:pPr>
+      <w:r>
+        <w:rPr>
+          <w:b/>
+          <w:bCs/>
+          <w:color w:val="8A5A00"/>
+          <w:sz w:val="21"/>
+          <w:szCs w:val="21"/>
+        </w:rPr>
+        <w:drawing>
+          <wp:inline distT="0" distB="0" distL="0" distR="0" wp14:anchorId="4150C365" wp14:editId="15C715FE">
+            <wp:extent cx="6400800" cy="2025015"/>
+            <wp:effectExtent l="0" t="0" r="0" b="0"/>
+            <wp:docPr id="1829031234" name="Picture 1"/>
+            <wp:cNvGraphicFramePr>
+              <a:graphicFrameLocks xmlns:a="http://schemas.openxmlformats.org/drawingml/2006/main" noChangeAspect="1"/>
+            </wp:cNvGraphicFramePr>
+            <a:graphic xmlns:a="http://schemas.openxmlformats.org/drawingml/2006/main">
+              <a:graphicData uri="http://schemas.openxmlformats.org/drawingml/2006/picture">
+                <pic:pic xmlns:pic="http://schemas.openxmlformats.org/drawingml/2006/picture">
+                  <pic:nvPicPr>
+                    <pic:cNvPr id="1829031234" name=""/>
+                    <pic:cNvPicPr/>
+                  </pic:nvPicPr>
+                  <pic:blipFill>
+                    <a:blip r:embed="rId10"/>
+                    <a:stretch>
+                      <a:fillRect/>
+                    </a:stretch>
+                  </pic:blipFill>
+                  <pic:spPr>
+                    <a:xfrm>
+                      <a:off x="0" y="0"/>
+                      <a:ext cx="6400800" cy="2025015"/>
+                    </a:xfrm>
+                    <a:prstGeom prst="rect">
+                      <a:avLst/>
+                    </a:prstGeom>
+                  </pic:spPr>
+                </pic:pic>
+              </a:graphicData>
+            </a:graphic>
+          </wp:inline>
+        </w:drawing>
+      </w:r>
       <w:proofErr w:type="gramStart"/>
       <w:r>
         <w:rPr>
@@ -663,53 +961,6 @@
         <w:t>bucket_name</w:t>
       </w:r>
       <w:proofErr w:type="spellEnd"/>
-    </w:p>
-    <w:p>
-      <w:pPr>
-        <w:spacing w:after="120"/>
-      </w:pPr>
-      <w:r>
-        <w:rPr>
-          <w:b/>
-          <w:bCs/>
-          <w:i/>
-          <w:iCs/>
-          <w:sz w:val="21"/>
-          <w:szCs w:val="21"/>
-        </w:rPr>
-        <w:t xml:space="preserve">Note: </w:t>
-      </w:r>
-      <w:r>
-        <w:rPr>
-          <w:i/>
-          <w:iCs/>
-          <w:sz w:val="21"/>
-          <w:szCs w:val="21"/>
-        </w:rPr>
-        <w:t xml:space="preserve">copy the bucket name printed above — it goes into </w:t>
-      </w:r>
-      <w:proofErr w:type="spellStart"/>
-      <w:proofErr w:type="gramStart"/>
-      <w:r>
-        <w:rPr>
-          <w:i/>
-          <w:iCs/>
-          <w:sz w:val="21"/>
-          <w:szCs w:val="21"/>
-        </w:rPr>
-        <w:t>values.yaml</w:t>
-      </w:r>
-      <w:proofErr w:type="spellEnd"/>
-      <w:proofErr w:type="gramEnd"/>
-      <w:r>
-        <w:rPr>
-          <w:i/>
-          <w:iCs/>
-          <w:sz w:val="21"/>
-          <w:szCs w:val="21"/>
-        </w:rPr>
-        <w:t xml:space="preserve"> in Part 2 (previous run of this deployment used streamingapp-dev-media-586917955726, as an example of the naming pattern).</w:t>
-      </w:r>
     </w:p>
     <w:p>
       <w:pPr>
@@ -719,240 +970,57 @@
         <w:shd w:val="clear" w:color="auto" w:fill="FFF6DA"/>
         <w:spacing w:before="100" w:after="200"/>
         <w:ind w:left="144"/>
-      </w:pPr>
-      <w:proofErr w:type="gramStart"/>
-      <w:r>
-        <w:rPr>
-          <w:b/>
-          <w:bCs/>
-          <w:color w:val="8A5A00"/>
-          <w:sz w:val="21"/>
-          <w:szCs w:val="21"/>
-        </w:rPr>
-        <w:t>📸  SCREENSHOT</w:t>
-      </w:r>
-      <w:proofErr w:type="gramEnd"/>
-      <w:r>
-        <w:rPr>
-          <w:b/>
-          <w:bCs/>
-          <w:color w:val="8A5A00"/>
-          <w:sz w:val="21"/>
-          <w:szCs w:val="21"/>
-        </w:rPr>
-        <w:t xml:space="preserve">: </w:t>
-      </w:r>
-      <w:r>
-        <w:rPr>
-          <w:color w:val="3D2B00"/>
-          <w:sz w:val="21"/>
-          <w:szCs w:val="21"/>
-        </w:rPr>
-        <w:t>AWS Console → S3 → the new bucket's page.</w:t>
-      </w:r>
-    </w:p>
-    <w:p>
-      <w:pPr>
-        <w:pStyle w:val="Heading2"/>
-        <w:spacing w:before="280" w:after="120"/>
-      </w:pPr>
-      <w:r>
-        <w:t>Step 1.4 — Provision the scoped IAM user for S3 access</w:t>
-      </w:r>
-    </w:p>
-    <w:p>
-      <w:pPr>
-        <w:spacing w:after="120"/>
-      </w:pPr>
-      <w:r>
-        <w:lastRenderedPageBreak/>
-        <w:t>Creates a dedicated IAM user + access key limited to read/write/delete/list on only the bucket from Step 1.3 — nothing else.</w:t>
-      </w:r>
-    </w:p>
-    <w:p>
-      <w:pPr>
-        <w:shd w:val="clear" w:color="auto" w:fill="F2F2F2"/>
-        <w:spacing w:before="60" w:line="260" w:lineRule="auto"/>
-        <w:ind w:left="215"/>
-      </w:pPr>
-      <w:r>
-        <w:rPr>
-          <w:rFonts w:ascii="Consolas" w:eastAsia="Consolas" w:hAnsi="Consolas" w:cs="Consolas"/>
-          <w:color w:val="1A1A1A"/>
-          <w:sz w:val="19"/>
-          <w:szCs w:val="19"/>
-        </w:rPr>
-        <w:t>cd</w:t>
-      </w:r>
-      <w:proofErr w:type="gramStart"/>
-      <w:r>
-        <w:rPr>
-          <w:rFonts w:ascii="Consolas" w:eastAsia="Consolas" w:hAnsi="Consolas" w:cs="Consolas"/>
-          <w:color w:val="1A1A1A"/>
-          <w:sz w:val="19"/>
-          <w:szCs w:val="19"/>
-        </w:rPr>
-        <w:t xml:space="preserve"> ..</w:t>
-      </w:r>
-      <w:proofErr w:type="gramEnd"/>
-      <w:r>
-        <w:rPr>
-          <w:rFonts w:ascii="Consolas" w:eastAsia="Consolas" w:hAnsi="Consolas" w:cs="Consolas"/>
-          <w:color w:val="1A1A1A"/>
-          <w:sz w:val="19"/>
-          <w:szCs w:val="19"/>
-        </w:rPr>
-        <w:t>/iam-s3-access</w:t>
-      </w:r>
-    </w:p>
-    <w:p>
-      <w:pPr>
-        <w:shd w:val="clear" w:color="auto" w:fill="F2F2F2"/>
-        <w:spacing w:line="260" w:lineRule="auto"/>
-        <w:ind w:left="215"/>
-      </w:pPr>
-      <w:proofErr w:type="spellStart"/>
-      <w:r>
-        <w:rPr>
-          <w:rFonts w:ascii="Consolas" w:eastAsia="Consolas" w:hAnsi="Consolas" w:cs="Consolas"/>
-          <w:color w:val="1A1A1A"/>
-          <w:sz w:val="19"/>
-          <w:szCs w:val="19"/>
-        </w:rPr>
-        <w:t>terragrunt</w:t>
-      </w:r>
-      <w:proofErr w:type="spellEnd"/>
-      <w:r>
-        <w:rPr>
-          <w:rFonts w:ascii="Consolas" w:eastAsia="Consolas" w:hAnsi="Consolas" w:cs="Consolas"/>
-          <w:color w:val="1A1A1A"/>
-          <w:sz w:val="19"/>
-          <w:szCs w:val="19"/>
-        </w:rPr>
-        <w:t xml:space="preserve"> apply</w:t>
-      </w:r>
-    </w:p>
-    <w:p>
-      <w:pPr>
-        <w:shd w:val="clear" w:color="auto" w:fill="F2F2F2"/>
-        <w:spacing w:line="260" w:lineRule="auto"/>
-        <w:ind w:left="215"/>
-      </w:pPr>
-      <w:proofErr w:type="spellStart"/>
-      <w:r>
-        <w:rPr>
-          <w:rFonts w:ascii="Consolas" w:eastAsia="Consolas" w:hAnsi="Consolas" w:cs="Consolas"/>
-          <w:color w:val="1A1A1A"/>
-          <w:sz w:val="19"/>
-          <w:szCs w:val="19"/>
-        </w:rPr>
-        <w:t>terragrunt</w:t>
-      </w:r>
-      <w:proofErr w:type="spellEnd"/>
-      <w:r>
-        <w:rPr>
-          <w:rFonts w:ascii="Consolas" w:eastAsia="Consolas" w:hAnsi="Consolas" w:cs="Consolas"/>
-          <w:color w:val="1A1A1A"/>
-          <w:sz w:val="19"/>
-          <w:szCs w:val="19"/>
-        </w:rPr>
-        <w:t xml:space="preserve"> output </w:t>
-      </w:r>
-      <w:proofErr w:type="spellStart"/>
-      <w:r>
-        <w:rPr>
-          <w:rFonts w:ascii="Consolas" w:eastAsia="Consolas" w:hAnsi="Consolas" w:cs="Consolas"/>
-          <w:color w:val="1A1A1A"/>
-          <w:sz w:val="19"/>
-          <w:szCs w:val="19"/>
-        </w:rPr>
-        <w:t>access_key_id</w:t>
-      </w:r>
-      <w:proofErr w:type="spellEnd"/>
-    </w:p>
-    <w:p>
-      <w:pPr>
-        <w:shd w:val="clear" w:color="auto" w:fill="F2F2F2"/>
-        <w:spacing w:after="120" w:line="260" w:lineRule="auto"/>
-        <w:ind w:left="215"/>
-      </w:pPr>
-      <w:proofErr w:type="spellStart"/>
-      <w:r>
-        <w:rPr>
-          <w:rFonts w:ascii="Consolas" w:eastAsia="Consolas" w:hAnsi="Consolas" w:cs="Consolas"/>
-          <w:color w:val="1A1A1A"/>
-          <w:sz w:val="19"/>
-          <w:szCs w:val="19"/>
-        </w:rPr>
-        <w:t>terragrunt</w:t>
-      </w:r>
-      <w:proofErr w:type="spellEnd"/>
-      <w:r>
-        <w:rPr>
-          <w:rFonts w:ascii="Consolas" w:eastAsia="Consolas" w:hAnsi="Consolas" w:cs="Consolas"/>
-          <w:color w:val="1A1A1A"/>
-          <w:sz w:val="19"/>
-          <w:szCs w:val="19"/>
-        </w:rPr>
-        <w:t xml:space="preserve"> output -raw </w:t>
-      </w:r>
-      <w:proofErr w:type="spellStart"/>
-      <w:r>
-        <w:rPr>
-          <w:rFonts w:ascii="Consolas" w:eastAsia="Consolas" w:hAnsi="Consolas" w:cs="Consolas"/>
-          <w:color w:val="1A1A1A"/>
-          <w:sz w:val="19"/>
-          <w:szCs w:val="19"/>
-        </w:rPr>
-        <w:t>secret_access_key</w:t>
-      </w:r>
-      <w:proofErr w:type="spellEnd"/>
-    </w:p>
-    <w:p>
-      <w:pPr>
-        <w:spacing w:after="120"/>
-      </w:pPr>
-      <w:r>
-        <w:rPr>
-          <w:b/>
-          <w:bCs/>
-          <w:i/>
-          <w:iCs/>
-          <w:sz w:val="21"/>
-          <w:szCs w:val="21"/>
-        </w:rPr>
-        <w:t xml:space="preserve">Note: </w:t>
-      </w:r>
-      <w:r>
-        <w:rPr>
-          <w:i/>
-          <w:iCs/>
-          <w:sz w:val="21"/>
-          <w:szCs w:val="21"/>
-        </w:rPr>
-        <w:t>save both values somewhere safe — they go into values-</w:t>
-      </w:r>
-      <w:proofErr w:type="spellStart"/>
-      <w:proofErr w:type="gramStart"/>
-      <w:r>
-        <w:rPr>
-          <w:i/>
-          <w:iCs/>
-          <w:sz w:val="21"/>
-          <w:szCs w:val="21"/>
-        </w:rPr>
-        <w:t>secrets.yaml</w:t>
-      </w:r>
-      <w:proofErr w:type="spellEnd"/>
-      <w:proofErr w:type="gramEnd"/>
-      <w:r>
-        <w:rPr>
-          <w:i/>
-          <w:iCs/>
-          <w:sz w:val="21"/>
-          <w:szCs w:val="21"/>
-        </w:rPr>
-        <w:t xml:space="preserve"> in Part 2. The secret is marked sensitive and won't print in plain plan/apply logs, only via this explicit output command.</w:t>
+        <w:rPr>
+          <w:b/>
+          <w:bCs/>
+          <w:color w:val="8A5A00"/>
+          <w:sz w:val="21"/>
+          <w:szCs w:val="21"/>
+        </w:rPr>
+      </w:pPr>
+      <w:r>
+        <w:rPr>
+          <w:b/>
+          <w:bCs/>
+          <w:color w:val="8A5A00"/>
+          <w:sz w:val="21"/>
+          <w:szCs w:val="21"/>
+        </w:rPr>
+        <w:drawing>
+          <wp:inline distT="0" distB="0" distL="0" distR="0" wp14:anchorId="7B053ACC" wp14:editId="264A62F4">
+            <wp:extent cx="6400800" cy="1744980"/>
+            <wp:effectExtent l="0" t="0" r="0" b="7620"/>
+            <wp:docPr id="1653874218" name="Picture 1"/>
+            <wp:cNvGraphicFramePr>
+              <a:graphicFrameLocks xmlns:a="http://schemas.openxmlformats.org/drawingml/2006/main" noChangeAspect="1"/>
+            </wp:cNvGraphicFramePr>
+            <a:graphic xmlns:a="http://schemas.openxmlformats.org/drawingml/2006/main">
+              <a:graphicData uri="http://schemas.openxmlformats.org/drawingml/2006/picture">
+                <pic:pic xmlns:pic="http://schemas.openxmlformats.org/drawingml/2006/picture">
+                  <pic:nvPicPr>
+                    <pic:cNvPr id="1653874218" name=""/>
+                    <pic:cNvPicPr/>
+                  </pic:nvPicPr>
+                  <pic:blipFill>
+                    <a:blip r:embed="rId11"/>
+                    <a:stretch>
+                      <a:fillRect/>
+                    </a:stretch>
+                  </pic:blipFill>
+                  <pic:spPr>
+                    <a:xfrm>
+                      <a:off x="0" y="0"/>
+                      <a:ext cx="6400800" cy="1744980"/>
+                    </a:xfrm>
+                    <a:prstGeom prst="rect">
+                      <a:avLst/>
+                    </a:prstGeom>
+                  </pic:spPr>
+                </pic:pic>
+              </a:graphicData>
+            </a:graphic>
+          </wp:inline>
+        </w:drawing>
       </w:r>
     </w:p>
     <w:p>
@@ -986,40 +1054,31 @@
         </w:rPr>
         <w:t xml:space="preserve">: </w:t>
       </w:r>
-      <w:r>
-        <w:rPr>
-          <w:color w:val="3D2B00"/>
-          <w:sz w:val="21"/>
-          <w:szCs w:val="21"/>
-        </w:rPr>
-        <w:t xml:space="preserve">AWS Console → IAM → Users, showing the new user and its attached inline policy (bucket-scoped, not </w:t>
-      </w:r>
-      <w:proofErr w:type="spellStart"/>
-      <w:r>
-        <w:rPr>
-          <w:color w:val="3D2B00"/>
-          <w:sz w:val="21"/>
-          <w:szCs w:val="21"/>
-        </w:rPr>
-        <w:t>AdministratorAccess</w:t>
-      </w:r>
-      <w:proofErr w:type="spellEnd"/>
-      <w:r>
-        <w:rPr>
-          <w:color w:val="3D2B00"/>
-          <w:sz w:val="21"/>
-          <w:szCs w:val="21"/>
-        </w:rPr>
-        <w:t>).</w:t>
-      </w:r>
-    </w:p>
-    <w:p>
-      <w:pPr>
-        <w:pStyle w:val="Heading2"/>
-        <w:spacing w:before="280" w:after="120"/>
-      </w:pPr>
-      <w:r>
-        <w:t>Step 1.5 — Provision the EKS cluster</w:t>
+      <w:proofErr w:type="spellStart"/>
+      <w:r>
+        <w:rPr>
+          <w:color w:val="3D2B00"/>
+          <w:sz w:val="21"/>
+          <w:szCs w:val="21"/>
+        </w:rPr>
+        <w:t>terragrunt</w:t>
+      </w:r>
+      <w:proofErr w:type="spellEnd"/>
+      <w:r>
+        <w:rPr>
+          <w:color w:val="3D2B00"/>
+          <w:sz w:val="21"/>
+          <w:szCs w:val="21"/>
+        </w:rPr>
+        <w:t xml:space="preserve"> apply</w:t>
+      </w:r>
+      <w:r>
+        <w:rPr>
+          <w:color w:val="3D2B00"/>
+          <w:sz w:val="21"/>
+          <w:szCs w:val="21"/>
+        </w:rPr>
+        <w:t>.</w:t>
       </w:r>
     </w:p>
     <w:p>
@@ -1027,81 +1086,46 @@
         <w:spacing w:after="120"/>
       </w:pPr>
       <w:r>
-        <w:t>Creates the EKS control plane, a managed node group, an IAM OIDC provider (IRSA), and installs the EBS CSI driver and metrics-server as EKS add-ons. Takes roughly 15–20 minutes.</w:t>
-      </w:r>
-    </w:p>
-    <w:p>
-      <w:pPr>
-        <w:shd w:val="clear" w:color="auto" w:fill="F2F2F2"/>
-        <w:spacing w:before="60" w:line="260" w:lineRule="auto"/>
-        <w:ind w:left="215"/>
-      </w:pPr>
-      <w:r>
-        <w:rPr>
-          <w:rFonts w:ascii="Consolas" w:eastAsia="Consolas" w:hAnsi="Consolas" w:cs="Consolas"/>
-          <w:color w:val="1A1A1A"/>
-          <w:sz w:val="19"/>
-          <w:szCs w:val="19"/>
-        </w:rPr>
-        <w:t>cd</w:t>
-      </w:r>
+        <w:rPr>
+          <w:b/>
+          <w:bCs/>
+          <w:i/>
+          <w:iCs/>
+          <w:sz w:val="21"/>
+          <w:szCs w:val="21"/>
+        </w:rPr>
+        <w:t xml:space="preserve">Note: </w:t>
+      </w:r>
+      <w:r>
+        <w:rPr>
+          <w:i/>
+          <w:iCs/>
+          <w:sz w:val="21"/>
+          <w:szCs w:val="21"/>
+        </w:rPr>
+        <w:t xml:space="preserve">copy the bucket name printed above — it goes into </w:t>
+      </w:r>
+      <w:proofErr w:type="spellStart"/>
       <w:proofErr w:type="gramStart"/>
       <w:r>
         <w:rPr>
-          <w:rFonts w:ascii="Consolas" w:eastAsia="Consolas" w:hAnsi="Consolas" w:cs="Consolas"/>
-          <w:color w:val="1A1A1A"/>
-          <w:sz w:val="19"/>
-          <w:szCs w:val="19"/>
-        </w:rPr>
-        <w:t xml:space="preserve"> ..</w:t>
-      </w:r>
+          <w:i/>
+          <w:iCs/>
+          <w:sz w:val="21"/>
+          <w:szCs w:val="21"/>
+        </w:rPr>
+        <w:t>values.yaml</w:t>
+      </w:r>
+      <w:proofErr w:type="spellEnd"/>
       <w:proofErr w:type="gramEnd"/>
       <w:r>
         <w:rPr>
-          <w:rFonts w:ascii="Consolas" w:eastAsia="Consolas" w:hAnsi="Consolas" w:cs="Consolas"/>
-          <w:color w:val="1A1A1A"/>
-          <w:sz w:val="19"/>
-          <w:szCs w:val="19"/>
-        </w:rPr>
-        <w:t>/</w:t>
-      </w:r>
-      <w:proofErr w:type="spellStart"/>
-      <w:r>
-        <w:rPr>
-          <w:rFonts w:ascii="Consolas" w:eastAsia="Consolas" w:hAnsi="Consolas" w:cs="Consolas"/>
-          <w:color w:val="1A1A1A"/>
-          <w:sz w:val="19"/>
-          <w:szCs w:val="19"/>
-        </w:rPr>
-        <w:t>eks</w:t>
-      </w:r>
-      <w:proofErr w:type="spellEnd"/>
-    </w:p>
-    <w:p>
-      <w:pPr>
-        <w:shd w:val="clear" w:color="auto" w:fill="F2F2F2"/>
-        <w:spacing w:after="120" w:line="260" w:lineRule="auto"/>
-        <w:ind w:left="215"/>
-      </w:pPr>
-      <w:proofErr w:type="spellStart"/>
-      <w:r>
-        <w:rPr>
-          <w:rFonts w:ascii="Consolas" w:eastAsia="Consolas" w:hAnsi="Consolas" w:cs="Consolas"/>
-          <w:color w:val="1A1A1A"/>
-          <w:sz w:val="19"/>
-          <w:szCs w:val="19"/>
-        </w:rPr>
-        <w:t>terragrunt</w:t>
-      </w:r>
-      <w:proofErr w:type="spellEnd"/>
-      <w:r>
-        <w:rPr>
-          <w:rFonts w:ascii="Consolas" w:eastAsia="Consolas" w:hAnsi="Consolas" w:cs="Consolas"/>
-          <w:color w:val="1A1A1A"/>
-          <w:sz w:val="19"/>
-          <w:szCs w:val="19"/>
-        </w:rPr>
-        <w:t xml:space="preserve"> apply</w:t>
+          <w:i/>
+          <w:iCs/>
+          <w:sz w:val="21"/>
+          <w:szCs w:val="21"/>
+        </w:rPr>
+        <w:t xml:space="preserve"> in Part 2 streamingapp-dev-media-586917955726.</w:t>
       </w:r>
     </w:p>
     <w:p>
@@ -1113,6 +1137,599 @@
         <w:spacing w:before="100" w:after="200"/>
         <w:ind w:left="144"/>
       </w:pPr>
+      <w:r>
+        <w:rPr>
+          <w:b/>
+          <w:bCs/>
+          <w:color w:val="8A5A00"/>
+          <w:sz w:val="21"/>
+          <w:szCs w:val="21"/>
+        </w:rPr>
+        <w:lastRenderedPageBreak/>
+        <w:drawing>
+          <wp:inline distT="0" distB="0" distL="0" distR="0" wp14:anchorId="24ED3B96" wp14:editId="0B04396E">
+            <wp:extent cx="6400800" cy="2286000"/>
+            <wp:effectExtent l="0" t="0" r="0" b="0"/>
+            <wp:docPr id="1043211806" name="Picture 1"/>
+            <wp:cNvGraphicFramePr>
+              <a:graphicFrameLocks xmlns:a="http://schemas.openxmlformats.org/drawingml/2006/main" noChangeAspect="1"/>
+            </wp:cNvGraphicFramePr>
+            <a:graphic xmlns:a="http://schemas.openxmlformats.org/drawingml/2006/main">
+              <a:graphicData uri="http://schemas.openxmlformats.org/drawingml/2006/picture">
+                <pic:pic xmlns:pic="http://schemas.openxmlformats.org/drawingml/2006/picture">
+                  <pic:nvPicPr>
+                    <pic:cNvPr id="1043211806" name=""/>
+                    <pic:cNvPicPr/>
+                  </pic:nvPicPr>
+                  <pic:blipFill>
+                    <a:blip r:embed="rId12"/>
+                    <a:stretch>
+                      <a:fillRect/>
+                    </a:stretch>
+                  </pic:blipFill>
+                  <pic:spPr>
+                    <a:xfrm>
+                      <a:off x="0" y="0"/>
+                      <a:ext cx="6400800" cy="2286000"/>
+                    </a:xfrm>
+                    <a:prstGeom prst="rect">
+                      <a:avLst/>
+                    </a:prstGeom>
+                  </pic:spPr>
+                </pic:pic>
+              </a:graphicData>
+            </a:graphic>
+          </wp:inline>
+        </w:drawing>
+      </w:r>
+      <w:proofErr w:type="gramStart"/>
+      <w:r>
+        <w:rPr>
+          <w:b/>
+          <w:bCs/>
+          <w:color w:val="8A5A00"/>
+          <w:sz w:val="21"/>
+          <w:szCs w:val="21"/>
+        </w:rPr>
+        <w:t>📸  SCREENSHOT</w:t>
+      </w:r>
+      <w:proofErr w:type="gramEnd"/>
+      <w:r>
+        <w:rPr>
+          <w:b/>
+          <w:bCs/>
+          <w:color w:val="8A5A00"/>
+          <w:sz w:val="21"/>
+          <w:szCs w:val="21"/>
+        </w:rPr>
+        <w:t xml:space="preserve">: </w:t>
+      </w:r>
+      <w:r>
+        <w:rPr>
+          <w:color w:val="3D2B00"/>
+          <w:sz w:val="21"/>
+          <w:szCs w:val="21"/>
+        </w:rPr>
+        <w:t>AWS Console → S3 → the new bucket's page.</w:t>
+      </w:r>
+    </w:p>
+    <w:p>
+      <w:pPr>
+        <w:pStyle w:val="Heading2"/>
+        <w:spacing w:before="280" w:after="120"/>
+      </w:pPr>
+      <w:r>
+        <w:t>Step 1.4 — Provision the scoped IAM user for S3 access</w:t>
+      </w:r>
+    </w:p>
+    <w:p>
+      <w:pPr>
+        <w:spacing w:after="120"/>
+      </w:pPr>
+      <w:r>
+        <w:t>Creates a dedicated IAM user + access key limited to read/write/delete/list on only the bucket from Step 1.3 — nothing else.</w:t>
+      </w:r>
+    </w:p>
+    <w:p>
+      <w:pPr>
+        <w:shd w:val="clear" w:color="auto" w:fill="F2F2F2"/>
+        <w:spacing w:before="60" w:line="260" w:lineRule="auto"/>
+        <w:ind w:left="215"/>
+      </w:pPr>
+      <w:r>
+        <w:rPr>
+          <w:rFonts w:ascii="Consolas" w:eastAsia="Consolas" w:hAnsi="Consolas" w:cs="Consolas"/>
+          <w:color w:val="1A1A1A"/>
+          <w:sz w:val="19"/>
+          <w:szCs w:val="19"/>
+        </w:rPr>
+        <w:t>cd</w:t>
+      </w:r>
+      <w:proofErr w:type="gramStart"/>
+      <w:r>
+        <w:rPr>
+          <w:rFonts w:ascii="Consolas" w:eastAsia="Consolas" w:hAnsi="Consolas" w:cs="Consolas"/>
+          <w:color w:val="1A1A1A"/>
+          <w:sz w:val="19"/>
+          <w:szCs w:val="19"/>
+        </w:rPr>
+        <w:t xml:space="preserve"> ..</w:t>
+      </w:r>
+      <w:proofErr w:type="gramEnd"/>
+      <w:r>
+        <w:rPr>
+          <w:rFonts w:ascii="Consolas" w:eastAsia="Consolas" w:hAnsi="Consolas" w:cs="Consolas"/>
+          <w:color w:val="1A1A1A"/>
+          <w:sz w:val="19"/>
+          <w:szCs w:val="19"/>
+        </w:rPr>
+        <w:t>/iam-s3-access</w:t>
+      </w:r>
+    </w:p>
+    <w:p>
+      <w:pPr>
+        <w:shd w:val="clear" w:color="auto" w:fill="F2F2F2"/>
+        <w:spacing w:line="260" w:lineRule="auto"/>
+        <w:ind w:left="215"/>
+      </w:pPr>
+      <w:proofErr w:type="spellStart"/>
+      <w:r>
+        <w:rPr>
+          <w:rFonts w:ascii="Consolas" w:eastAsia="Consolas" w:hAnsi="Consolas" w:cs="Consolas"/>
+          <w:color w:val="1A1A1A"/>
+          <w:sz w:val="19"/>
+          <w:szCs w:val="19"/>
+        </w:rPr>
+        <w:t>terragrunt</w:t>
+      </w:r>
+      <w:proofErr w:type="spellEnd"/>
+      <w:r>
+        <w:rPr>
+          <w:rFonts w:ascii="Consolas" w:eastAsia="Consolas" w:hAnsi="Consolas" w:cs="Consolas"/>
+          <w:color w:val="1A1A1A"/>
+          <w:sz w:val="19"/>
+          <w:szCs w:val="19"/>
+        </w:rPr>
+        <w:t xml:space="preserve"> apply</w:t>
+      </w:r>
+    </w:p>
+    <w:p>
+      <w:pPr>
+        <w:shd w:val="clear" w:color="auto" w:fill="F2F2F2"/>
+        <w:spacing w:line="260" w:lineRule="auto"/>
+        <w:ind w:left="215"/>
+      </w:pPr>
+      <w:proofErr w:type="spellStart"/>
+      <w:r>
+        <w:rPr>
+          <w:rFonts w:ascii="Consolas" w:eastAsia="Consolas" w:hAnsi="Consolas" w:cs="Consolas"/>
+          <w:color w:val="1A1A1A"/>
+          <w:sz w:val="19"/>
+          <w:szCs w:val="19"/>
+        </w:rPr>
+        <w:t>terragrunt</w:t>
+      </w:r>
+      <w:proofErr w:type="spellEnd"/>
+      <w:r>
+        <w:rPr>
+          <w:rFonts w:ascii="Consolas" w:eastAsia="Consolas" w:hAnsi="Consolas" w:cs="Consolas"/>
+          <w:color w:val="1A1A1A"/>
+          <w:sz w:val="19"/>
+          <w:szCs w:val="19"/>
+        </w:rPr>
+        <w:t xml:space="preserve"> output </w:t>
+      </w:r>
+      <w:proofErr w:type="spellStart"/>
+      <w:r>
+        <w:rPr>
+          <w:rFonts w:ascii="Consolas" w:eastAsia="Consolas" w:hAnsi="Consolas" w:cs="Consolas"/>
+          <w:color w:val="1A1A1A"/>
+          <w:sz w:val="19"/>
+          <w:szCs w:val="19"/>
+        </w:rPr>
+        <w:t>access_key_id</w:t>
+      </w:r>
+      <w:proofErr w:type="spellEnd"/>
+    </w:p>
+    <w:p>
+      <w:pPr>
+        <w:shd w:val="clear" w:color="auto" w:fill="F2F2F2"/>
+        <w:spacing w:after="120" w:line="260" w:lineRule="auto"/>
+        <w:ind w:left="215"/>
+      </w:pPr>
+      <w:proofErr w:type="spellStart"/>
+      <w:r>
+        <w:rPr>
+          <w:rFonts w:ascii="Consolas" w:eastAsia="Consolas" w:hAnsi="Consolas" w:cs="Consolas"/>
+          <w:color w:val="1A1A1A"/>
+          <w:sz w:val="19"/>
+          <w:szCs w:val="19"/>
+        </w:rPr>
+        <w:t>terragrunt</w:t>
+      </w:r>
+      <w:proofErr w:type="spellEnd"/>
+      <w:r>
+        <w:rPr>
+          <w:rFonts w:ascii="Consolas" w:eastAsia="Consolas" w:hAnsi="Consolas" w:cs="Consolas"/>
+          <w:color w:val="1A1A1A"/>
+          <w:sz w:val="19"/>
+          <w:szCs w:val="19"/>
+        </w:rPr>
+        <w:t xml:space="preserve"> output -raw </w:t>
+      </w:r>
+      <w:proofErr w:type="spellStart"/>
+      <w:r>
+        <w:rPr>
+          <w:rFonts w:ascii="Consolas" w:eastAsia="Consolas" w:hAnsi="Consolas" w:cs="Consolas"/>
+          <w:color w:val="1A1A1A"/>
+          <w:sz w:val="19"/>
+          <w:szCs w:val="19"/>
+        </w:rPr>
+        <w:t>secret_access_key</w:t>
+      </w:r>
+      <w:proofErr w:type="spellEnd"/>
+    </w:p>
+    <w:p>
+      <w:pPr>
+        <w:pBdr>
+          <w:left w:val="single" w:sz="18" w:space="8" w:color="E8A33D"/>
+        </w:pBdr>
+        <w:shd w:val="clear" w:color="auto" w:fill="FFF6DA"/>
+        <w:spacing w:before="100" w:after="200"/>
+        <w:ind w:left="144"/>
+      </w:pPr>
+      <w:r>
+        <w:rPr>
+          <w:b/>
+          <w:bCs/>
+          <w:color w:val="8A5A00"/>
+          <w:sz w:val="21"/>
+          <w:szCs w:val="21"/>
+        </w:rPr>
+        <w:drawing>
+          <wp:inline distT="0" distB="0" distL="0" distR="0" wp14:anchorId="39287398" wp14:editId="67FE2C07">
+            <wp:extent cx="6400800" cy="1750695"/>
+            <wp:effectExtent l="0" t="0" r="0" b="1905"/>
+            <wp:docPr id="848342250" name="Picture 1"/>
+            <wp:cNvGraphicFramePr>
+              <a:graphicFrameLocks xmlns:a="http://schemas.openxmlformats.org/drawingml/2006/main" noChangeAspect="1"/>
+            </wp:cNvGraphicFramePr>
+            <a:graphic xmlns:a="http://schemas.openxmlformats.org/drawingml/2006/main">
+              <a:graphicData uri="http://schemas.openxmlformats.org/drawingml/2006/picture">
+                <pic:pic xmlns:pic="http://schemas.openxmlformats.org/drawingml/2006/picture">
+                  <pic:nvPicPr>
+                    <pic:cNvPr id="848342250" name=""/>
+                    <pic:cNvPicPr/>
+                  </pic:nvPicPr>
+                  <pic:blipFill>
+                    <a:blip r:embed="rId13"/>
+                    <a:stretch>
+                      <a:fillRect/>
+                    </a:stretch>
+                  </pic:blipFill>
+                  <pic:spPr>
+                    <a:xfrm>
+                      <a:off x="0" y="0"/>
+                      <a:ext cx="6400800" cy="1750695"/>
+                    </a:xfrm>
+                    <a:prstGeom prst="rect">
+                      <a:avLst/>
+                    </a:prstGeom>
+                  </pic:spPr>
+                </pic:pic>
+              </a:graphicData>
+            </a:graphic>
+          </wp:inline>
+        </w:drawing>
+      </w:r>
+      <w:proofErr w:type="gramStart"/>
+      <w:r>
+        <w:rPr>
+          <w:b/>
+          <w:bCs/>
+          <w:color w:val="8A5A00"/>
+          <w:sz w:val="21"/>
+          <w:szCs w:val="21"/>
+        </w:rPr>
+        <w:t>📸  SCREENSHOT</w:t>
+      </w:r>
+      <w:proofErr w:type="gramEnd"/>
+      <w:r>
+        <w:rPr>
+          <w:b/>
+          <w:bCs/>
+          <w:color w:val="8A5A00"/>
+          <w:sz w:val="21"/>
+          <w:szCs w:val="21"/>
+        </w:rPr>
+        <w:t xml:space="preserve">: </w:t>
+      </w:r>
+      <w:proofErr w:type="spellStart"/>
+      <w:r>
+        <w:rPr>
+          <w:b/>
+          <w:bCs/>
+          <w:color w:val="8A5A00"/>
+          <w:sz w:val="21"/>
+          <w:szCs w:val="21"/>
+        </w:rPr>
+        <w:t>terragrunt</w:t>
+      </w:r>
+      <w:proofErr w:type="spellEnd"/>
+      <w:r>
+        <w:rPr>
+          <w:b/>
+          <w:bCs/>
+          <w:color w:val="8A5A00"/>
+          <w:sz w:val="21"/>
+          <w:szCs w:val="21"/>
+        </w:rPr>
+        <w:t xml:space="preserve"> apply</w:t>
+      </w:r>
+    </w:p>
+    <w:p>
+      <w:pPr>
+        <w:spacing w:after="120"/>
+        <w:rPr>
+          <w:b/>
+          <w:bCs/>
+          <w:i/>
+          <w:iCs/>
+          <w:sz w:val="21"/>
+          <w:szCs w:val="21"/>
+        </w:rPr>
+      </w:pPr>
+    </w:p>
+    <w:p>
+      <w:pPr>
+        <w:spacing w:after="120"/>
+      </w:pPr>
+      <w:r>
+        <w:rPr>
+          <w:b/>
+          <w:bCs/>
+          <w:i/>
+          <w:iCs/>
+          <w:sz w:val="21"/>
+          <w:szCs w:val="21"/>
+        </w:rPr>
+        <w:t xml:space="preserve">Note: </w:t>
+      </w:r>
+      <w:r>
+        <w:rPr>
+          <w:i/>
+          <w:iCs/>
+          <w:sz w:val="21"/>
+          <w:szCs w:val="21"/>
+        </w:rPr>
+        <w:t>save both values somewhere safe — they go into values-</w:t>
+      </w:r>
+      <w:proofErr w:type="spellStart"/>
+      <w:proofErr w:type="gramStart"/>
+      <w:r>
+        <w:rPr>
+          <w:i/>
+          <w:iCs/>
+          <w:sz w:val="21"/>
+          <w:szCs w:val="21"/>
+        </w:rPr>
+        <w:t>secrets.yaml</w:t>
+      </w:r>
+      <w:proofErr w:type="spellEnd"/>
+      <w:proofErr w:type="gramEnd"/>
+      <w:r>
+        <w:rPr>
+          <w:i/>
+          <w:iCs/>
+          <w:sz w:val="21"/>
+          <w:szCs w:val="21"/>
+        </w:rPr>
+        <w:t xml:space="preserve"> in Part 2. The secret is marked sensitive and won't print in plain plan/apply logs, only via this explicit output command.</w:t>
+      </w:r>
+    </w:p>
+    <w:p>
+      <w:pPr>
+        <w:pBdr>
+          <w:left w:val="single" w:sz="18" w:space="8" w:color="E8A33D"/>
+        </w:pBdr>
+        <w:shd w:val="clear" w:color="auto" w:fill="FFF6DA"/>
+        <w:spacing w:before="100" w:after="200"/>
+        <w:ind w:left="144"/>
+      </w:pPr>
+      <w:r>
+        <w:rPr>
+          <w:b/>
+          <w:bCs/>
+          <w:color w:val="8A5A00"/>
+          <w:sz w:val="21"/>
+          <w:szCs w:val="21"/>
+        </w:rPr>
+        <w:lastRenderedPageBreak/>
+        <w:drawing>
+          <wp:inline distT="0" distB="0" distL="0" distR="0" wp14:anchorId="4C32AD3D" wp14:editId="36B0E5A8">
+            <wp:extent cx="6400800" cy="2642870"/>
+            <wp:effectExtent l="0" t="0" r="0" b="5080"/>
+            <wp:docPr id="720029595" name="Picture 1"/>
+            <wp:cNvGraphicFramePr>
+              <a:graphicFrameLocks xmlns:a="http://schemas.openxmlformats.org/drawingml/2006/main" noChangeAspect="1"/>
+            </wp:cNvGraphicFramePr>
+            <a:graphic xmlns:a="http://schemas.openxmlformats.org/drawingml/2006/main">
+              <a:graphicData uri="http://schemas.openxmlformats.org/drawingml/2006/picture">
+                <pic:pic xmlns:pic="http://schemas.openxmlformats.org/drawingml/2006/picture">
+                  <pic:nvPicPr>
+                    <pic:cNvPr id="720029595" name=""/>
+                    <pic:cNvPicPr/>
+                  </pic:nvPicPr>
+                  <pic:blipFill>
+                    <a:blip r:embed="rId14"/>
+                    <a:stretch>
+                      <a:fillRect/>
+                    </a:stretch>
+                  </pic:blipFill>
+                  <pic:spPr>
+                    <a:xfrm>
+                      <a:off x="0" y="0"/>
+                      <a:ext cx="6400800" cy="2642870"/>
+                    </a:xfrm>
+                    <a:prstGeom prst="rect">
+                      <a:avLst/>
+                    </a:prstGeom>
+                  </pic:spPr>
+                </pic:pic>
+              </a:graphicData>
+            </a:graphic>
+          </wp:inline>
+        </w:drawing>
+      </w:r>
+      <w:proofErr w:type="gramStart"/>
+      <w:r>
+        <w:rPr>
+          <w:b/>
+          <w:bCs/>
+          <w:color w:val="8A5A00"/>
+          <w:sz w:val="21"/>
+          <w:szCs w:val="21"/>
+        </w:rPr>
+        <w:t>📸  SCREENSHOT</w:t>
+      </w:r>
+      <w:proofErr w:type="gramEnd"/>
+      <w:r>
+        <w:rPr>
+          <w:b/>
+          <w:bCs/>
+          <w:color w:val="8A5A00"/>
+          <w:sz w:val="21"/>
+          <w:szCs w:val="21"/>
+        </w:rPr>
+        <w:t xml:space="preserve">: </w:t>
+      </w:r>
+      <w:r>
+        <w:rPr>
+          <w:color w:val="3D2B00"/>
+          <w:sz w:val="21"/>
+          <w:szCs w:val="21"/>
+        </w:rPr>
+        <w:t xml:space="preserve">AWS Console → IAM → Users, showing the new user and its attached inline policy (bucket-scoped, not </w:t>
+      </w:r>
+      <w:proofErr w:type="spellStart"/>
+      <w:r>
+        <w:rPr>
+          <w:color w:val="3D2B00"/>
+          <w:sz w:val="21"/>
+          <w:szCs w:val="21"/>
+        </w:rPr>
+        <w:t>AdministratorAccess</w:t>
+      </w:r>
+      <w:proofErr w:type="spellEnd"/>
+      <w:r>
+        <w:rPr>
+          <w:color w:val="3D2B00"/>
+          <w:sz w:val="21"/>
+          <w:szCs w:val="21"/>
+        </w:rPr>
+        <w:t>).</w:t>
+      </w:r>
+    </w:p>
+    <w:p>
+      <w:pPr>
+        <w:pStyle w:val="Heading2"/>
+        <w:spacing w:before="280" w:after="120"/>
+      </w:pPr>
+      <w:r>
+        <w:t>Step 1.5 — Provision the EKS cluster</w:t>
+      </w:r>
+    </w:p>
+    <w:p>
+      <w:pPr>
+        <w:spacing w:after="120"/>
+      </w:pPr>
+      <w:r>
+        <w:t>Creates the EKS control plane, a managed node group, an IAM OIDC provider (IRSA), and installs the EBS CSI driver and metrics-server as EKS add-ons. Takes roughly 15–20 minutes.</w:t>
+      </w:r>
+    </w:p>
+    <w:p>
+      <w:pPr>
+        <w:shd w:val="clear" w:color="auto" w:fill="F2F2F2"/>
+        <w:spacing w:before="60" w:line="260" w:lineRule="auto"/>
+        <w:ind w:left="215"/>
+      </w:pPr>
+      <w:r>
+        <w:rPr>
+          <w:rFonts w:ascii="Consolas" w:eastAsia="Consolas" w:hAnsi="Consolas" w:cs="Consolas"/>
+          <w:color w:val="1A1A1A"/>
+          <w:sz w:val="19"/>
+          <w:szCs w:val="19"/>
+        </w:rPr>
+        <w:t>cd</w:t>
+      </w:r>
+      <w:proofErr w:type="gramStart"/>
+      <w:r>
+        <w:rPr>
+          <w:rFonts w:ascii="Consolas" w:eastAsia="Consolas" w:hAnsi="Consolas" w:cs="Consolas"/>
+          <w:color w:val="1A1A1A"/>
+          <w:sz w:val="19"/>
+          <w:szCs w:val="19"/>
+        </w:rPr>
+        <w:t xml:space="preserve"> ..</w:t>
+      </w:r>
+      <w:proofErr w:type="gramEnd"/>
+      <w:r>
+        <w:rPr>
+          <w:rFonts w:ascii="Consolas" w:eastAsia="Consolas" w:hAnsi="Consolas" w:cs="Consolas"/>
+          <w:color w:val="1A1A1A"/>
+          <w:sz w:val="19"/>
+          <w:szCs w:val="19"/>
+        </w:rPr>
+        <w:t>/</w:t>
+      </w:r>
+      <w:proofErr w:type="spellStart"/>
+      <w:r>
+        <w:rPr>
+          <w:rFonts w:ascii="Consolas" w:eastAsia="Consolas" w:hAnsi="Consolas" w:cs="Consolas"/>
+          <w:color w:val="1A1A1A"/>
+          <w:sz w:val="19"/>
+          <w:szCs w:val="19"/>
+        </w:rPr>
+        <w:t>eks</w:t>
+      </w:r>
+      <w:proofErr w:type="spellEnd"/>
+    </w:p>
+    <w:p>
+      <w:pPr>
+        <w:shd w:val="clear" w:color="auto" w:fill="F2F2F2"/>
+        <w:spacing w:after="120" w:line="260" w:lineRule="auto"/>
+        <w:ind w:left="215"/>
+      </w:pPr>
+      <w:proofErr w:type="spellStart"/>
+      <w:r>
+        <w:rPr>
+          <w:rFonts w:ascii="Consolas" w:eastAsia="Consolas" w:hAnsi="Consolas" w:cs="Consolas"/>
+          <w:color w:val="1A1A1A"/>
+          <w:sz w:val="19"/>
+          <w:szCs w:val="19"/>
+        </w:rPr>
+        <w:t>terragrunt</w:t>
+      </w:r>
+      <w:proofErr w:type="spellEnd"/>
+      <w:r>
+        <w:rPr>
+          <w:rFonts w:ascii="Consolas" w:eastAsia="Consolas" w:hAnsi="Consolas" w:cs="Consolas"/>
+          <w:color w:val="1A1A1A"/>
+          <w:sz w:val="19"/>
+          <w:szCs w:val="19"/>
+        </w:rPr>
+        <w:t xml:space="preserve"> apply</w:t>
+      </w:r>
+    </w:p>
+    <w:p>
+      <w:pPr>
+        <w:pBdr>
+          <w:left w:val="single" w:sz="18" w:space="8" w:color="E8A33D"/>
+        </w:pBdr>
+        <w:shd w:val="clear" w:color="auto" w:fill="FFF6DA"/>
+        <w:spacing w:before="100" w:after="200"/>
+        <w:ind w:left="144"/>
+      </w:pPr>
       <w:proofErr w:type="gramStart"/>
       <w:r>
         <w:rPr>
@@ -1643,6 +2260,7 @@
           <w:sz w:val="19"/>
           <w:szCs w:val="19"/>
         </w:rPr>
+        <w:lastRenderedPageBreak/>
         <w:t>cd</w:t>
       </w:r>
       <w:proofErr w:type="gramStart"/>
@@ -1751,7 +2369,6 @@
           <w:sz w:val="21"/>
           <w:szCs w:val="21"/>
         </w:rPr>
-        <w:lastRenderedPageBreak/>
         <w:t>📸  SCREENSHOT</w:t>
       </w:r>
       <w:proofErr w:type="gramEnd"/>
@@ -2512,6 +3129,7 @@
           <w:sz w:val="19"/>
           <w:szCs w:val="19"/>
         </w:rPr>
+        <w:lastRenderedPageBreak/>
         <w:t xml:space="preserve">  --query '</w:t>
       </w:r>
       <w:proofErr w:type="spellStart"/>
@@ -2729,7 +3347,6 @@
         <w:spacing w:before="400" w:after="200"/>
       </w:pPr>
       <w:r>
-        <w:lastRenderedPageBreak/>
         <w:t>Part 4 — Deploy to EKS with Helm</w:t>
       </w:r>
     </w:p>
@@ -3319,6 +3936,7 @@
           <w:sz w:val="19"/>
           <w:szCs w:val="19"/>
         </w:rPr>
+        <w:lastRenderedPageBreak/>
         <w:t>kubectl</w:t>
       </w:r>
       <w:proofErr w:type="spellEnd"/>
@@ -3543,7 +4161,6 @@
         <w:spacing w:before="280" w:after="120"/>
       </w:pPr>
       <w:r>
-        <w:lastRenderedPageBreak/>
         <w:t>Step 5.5 — Upload a video via /admin</w:t>
       </w:r>
     </w:p>
@@ -4222,6 +4839,7 @@
           <w:sz w:val="19"/>
           <w:szCs w:val="19"/>
         </w:rPr>
+        <w:lastRenderedPageBreak/>
         <w:t xml:space="preserve">for </w:t>
       </w:r>
       <w:proofErr w:type="spellStart"/>
@@ -4364,7 +4982,6 @@
           <w:sz w:val="21"/>
           <w:szCs w:val="21"/>
         </w:rPr>
-        <w:lastRenderedPageBreak/>
         <w:t>📸  SCREENSHOT</w:t>
       </w:r>
       <w:proofErr w:type="gramEnd"/>
